--- a/public/dossiers/yepo.docx
+++ b/public/dossiers/yepo.docx
@@ -4029,7 +4029,7 @@
                 <w:sz w:val="20"/>
                 <w:szCs w:val="20"/>
               </w:rPr>
-              <w:t xml:space="preserve">Provider APIs + My Satoshis billing</w:t>
+              <w:t xml:space="preserve">Provider APIs + BitLibera billing</w:t>
             </w:r>
           </w:p>
         </w:tc>

--- a/public/dossiers/yepo.docx
+++ b/public/dossiers/yepo.docx
@@ -178,7 +178,7 @@
           <w:sz w:val="22"/>
           <w:szCs w:val="22"/>
         </w:rPr>
-        <w:t xml:space="preserve">5M users, 80k SMEs and 2,7 Mds FBU ARR by 2036.</w:t>
+        <w:t xml:space="preserve">5M users, 80k SMEs and 350 M FBU ARR by 2036.</w:t>
       </w:r>
     </w:p>
     <w:p>
@@ -1019,7 +1019,7 @@
                 <w:sz w:val="20"/>
                 <w:szCs w:val="20"/>
               </w:rPr>
-              <w:t xml:space="preserve">18 M FBU</w:t>
+              <w:t xml:space="preserve">6 M FBU</w:t>
             </w:r>
           </w:p>
         </w:tc>
@@ -1141,7 +1141,7 @@
                 <w:sz w:val="20"/>
                 <w:szCs w:val="20"/>
               </w:rPr>
-              <w:t xml:space="preserve">90 M FBU</w:t>
+              <w:t xml:space="preserve">25 M FBU</w:t>
             </w:r>
           </w:p>
         </w:tc>
@@ -1263,129 +1263,129 @@
                 <w:sz w:val="20"/>
                 <w:szCs w:val="20"/>
               </w:rPr>
+              <w:t xml:space="preserve">120 M FBU</w:t>
+            </w:r>
+          </w:p>
+        </w:tc>
+        <w:tc>
+          <w:tcPr>
+            <w:tcW w:type="dxa" w:w="2340"/>
+            <w:tcBorders>
+              <w:top w:val="single" w:color="CCCCCC" w:sz="1"/>
+              <w:left w:val="single" w:color="CCCCCC" w:sz="1"/>
+              <w:bottom w:val="single" w:color="CCCCCC" w:sz="1"/>
+              <w:right w:val="single" w:color="CCCCCC" w:sz="1"/>
+            </w:tcBorders>
+            <w:tcMar>
+              <w:top w:type="dxa" w:w="80"/>
+              <w:left w:type="dxa" w:w="120"/>
+              <w:bottom w:type="dxa" w:w="80"/>
+              <w:right w:type="dxa" w:w="120"/>
+            </w:tcMar>
+          </w:tcPr>
+          <w:p>
+            <w:r>
+              <w:rPr>
+                <w:rFonts w:ascii="Arial" w:cs="Arial" w:eastAsia="Arial" w:hAnsi="Arial"/>
+                <w:b w:val="false"/>
+                <w:bCs w:val="false"/>
+                <w:color w:val="1F2937"/>
+                <w:sz w:val="20"/>
+                <w:szCs w:val="20"/>
+              </w:rPr>
+              <w:t xml:space="preserve">Multi-provider routing, vertical agents, RAG infra</w:t>
+            </w:r>
+          </w:p>
+        </w:tc>
+      </w:tr>
+      <w:tr>
+        <w:tc>
+          <w:tcPr>
+            <w:tcW w:type="dxa" w:w="2340"/>
+            <w:tcBorders>
+              <w:top w:val="single" w:color="CCCCCC" w:sz="1"/>
+              <w:left w:val="single" w:color="CCCCCC" w:sz="1"/>
+              <w:bottom w:val="single" w:color="CCCCCC" w:sz="1"/>
+              <w:right w:val="single" w:color="CCCCCC" w:sz="1"/>
+            </w:tcBorders>
+            <w:tcMar>
+              <w:top w:type="dxa" w:w="80"/>
+              <w:left w:type="dxa" w:w="120"/>
+              <w:bottom w:type="dxa" w:w="80"/>
+              <w:right w:type="dxa" w:w="120"/>
+            </w:tcMar>
+          </w:tcPr>
+          <w:p>
+            <w:r>
+              <w:rPr>
+                <w:rFonts w:ascii="Arial" w:cs="Arial" w:eastAsia="Arial" w:hAnsi="Arial"/>
+                <w:b w:val="false"/>
+                <w:bCs w:val="false"/>
+                <w:color w:val="1F2937"/>
+                <w:sz w:val="20"/>
+                <w:szCs w:val="20"/>
+              </w:rPr>
+              <w:t xml:space="preserve">Compute</w:t>
+            </w:r>
+          </w:p>
+        </w:tc>
+        <w:tc>
+          <w:tcPr>
+            <w:tcW w:type="dxa" w:w="2340"/>
+            <w:tcBorders>
+              <w:top w:val="single" w:color="CCCCCC" w:sz="1"/>
+              <w:left w:val="single" w:color="CCCCCC" w:sz="1"/>
+              <w:bottom w:val="single" w:color="CCCCCC" w:sz="1"/>
+              <w:right w:val="single" w:color="CCCCCC" w:sz="1"/>
+            </w:tcBorders>
+            <w:tcMar>
+              <w:top w:type="dxa" w:w="80"/>
+              <w:left w:type="dxa" w:w="120"/>
+              <w:bottom w:type="dxa" w:w="80"/>
+              <w:right w:type="dxa" w:w="120"/>
+            </w:tcMar>
+          </w:tcPr>
+          <w:p>
+            <w:r>
+              <w:rPr>
+                <w:rFonts w:ascii="Arial" w:cs="Arial" w:eastAsia="Arial" w:hAnsi="Arial"/>
+                <w:b w:val="false"/>
+                <w:bCs w:val="false"/>
+                <w:color w:val="1F2937"/>
+                <w:sz w:val="20"/>
+                <w:szCs w:val="20"/>
+              </w:rPr>
+              <w:t xml:space="preserve">2031–2036</w:t>
+            </w:r>
+          </w:p>
+        </w:tc>
+        <w:tc>
+          <w:tcPr>
+            <w:tcW w:type="dxa" w:w="2340"/>
+            <w:tcBorders>
+              <w:top w:val="single" w:color="CCCCCC" w:sz="1"/>
+              <w:left w:val="single" w:color="CCCCCC" w:sz="1"/>
+              <w:bottom w:val="single" w:color="CCCCCC" w:sz="1"/>
+              <w:right w:val="single" w:color="CCCCCC" w:sz="1"/>
+            </w:tcBorders>
+            <w:tcMar>
+              <w:top w:type="dxa" w:w="80"/>
+              <w:left w:type="dxa" w:w="120"/>
+              <w:bottom w:type="dxa" w:w="80"/>
+              <w:right w:type="dxa" w:w="120"/>
+            </w:tcMar>
+          </w:tcPr>
+          <w:p>
+            <w:r>
+              <w:rPr>
+                <w:rFonts w:ascii="Arial" w:cs="Arial" w:eastAsia="Arial" w:hAnsi="Arial"/>
+                <w:b w:val="false"/>
+                <w:bCs w:val="false"/>
+                <w:color w:val="1F2937"/>
+                <w:sz w:val="20"/>
+                <w:szCs w:val="20"/>
+              </w:rPr>
               <w:t xml:space="preserve">600 M FBU</w:t>
-            </w:r>
-          </w:p>
-        </w:tc>
-        <w:tc>
-          <w:tcPr>
-            <w:tcW w:type="dxa" w:w="2340"/>
-            <w:tcBorders>
-              <w:top w:val="single" w:color="CCCCCC" w:sz="1"/>
-              <w:left w:val="single" w:color="CCCCCC" w:sz="1"/>
-              <w:bottom w:val="single" w:color="CCCCCC" w:sz="1"/>
-              <w:right w:val="single" w:color="CCCCCC" w:sz="1"/>
-            </w:tcBorders>
-            <w:tcMar>
-              <w:top w:type="dxa" w:w="80"/>
-              <w:left w:type="dxa" w:w="120"/>
-              <w:bottom w:type="dxa" w:w="80"/>
-              <w:right w:type="dxa" w:w="120"/>
-            </w:tcMar>
-          </w:tcPr>
-          <w:p>
-            <w:r>
-              <w:rPr>
-                <w:rFonts w:ascii="Arial" w:cs="Arial" w:eastAsia="Arial" w:hAnsi="Arial"/>
-                <w:b w:val="false"/>
-                <w:bCs w:val="false"/>
-                <w:color w:val="1F2937"/>
-                <w:sz w:val="20"/>
-                <w:szCs w:val="20"/>
-              </w:rPr>
-              <w:t xml:space="preserve">Multi-provider routing, vertical agents, RAG infra</w:t>
-            </w:r>
-          </w:p>
-        </w:tc>
-      </w:tr>
-      <w:tr>
-        <w:tc>
-          <w:tcPr>
-            <w:tcW w:type="dxa" w:w="2340"/>
-            <w:tcBorders>
-              <w:top w:val="single" w:color="CCCCCC" w:sz="1"/>
-              <w:left w:val="single" w:color="CCCCCC" w:sz="1"/>
-              <w:bottom w:val="single" w:color="CCCCCC" w:sz="1"/>
-              <w:right w:val="single" w:color="CCCCCC" w:sz="1"/>
-            </w:tcBorders>
-            <w:tcMar>
-              <w:top w:type="dxa" w:w="80"/>
-              <w:left w:type="dxa" w:w="120"/>
-              <w:bottom w:type="dxa" w:w="80"/>
-              <w:right w:type="dxa" w:w="120"/>
-            </w:tcMar>
-          </w:tcPr>
-          <w:p>
-            <w:r>
-              <w:rPr>
-                <w:rFonts w:ascii="Arial" w:cs="Arial" w:eastAsia="Arial" w:hAnsi="Arial"/>
-                <w:b w:val="false"/>
-                <w:bCs w:val="false"/>
-                <w:color w:val="1F2937"/>
-                <w:sz w:val="20"/>
-                <w:szCs w:val="20"/>
-              </w:rPr>
-              <w:t xml:space="preserve">Compute</w:t>
-            </w:r>
-          </w:p>
-        </w:tc>
-        <w:tc>
-          <w:tcPr>
-            <w:tcW w:type="dxa" w:w="2340"/>
-            <w:tcBorders>
-              <w:top w:val="single" w:color="CCCCCC" w:sz="1"/>
-              <w:left w:val="single" w:color="CCCCCC" w:sz="1"/>
-              <w:bottom w:val="single" w:color="CCCCCC" w:sz="1"/>
-              <w:right w:val="single" w:color="CCCCCC" w:sz="1"/>
-            </w:tcBorders>
-            <w:tcMar>
-              <w:top w:type="dxa" w:w="80"/>
-              <w:left w:type="dxa" w:w="120"/>
-              <w:bottom w:type="dxa" w:w="80"/>
-              <w:right w:type="dxa" w:w="120"/>
-            </w:tcMar>
-          </w:tcPr>
-          <w:p>
-            <w:r>
-              <w:rPr>
-                <w:rFonts w:ascii="Arial" w:cs="Arial" w:eastAsia="Arial" w:hAnsi="Arial"/>
-                <w:b w:val="false"/>
-                <w:bCs w:val="false"/>
-                <w:color w:val="1F2937"/>
-                <w:sz w:val="20"/>
-                <w:szCs w:val="20"/>
-              </w:rPr>
-              <w:t xml:space="preserve">2031–2036</w:t>
-            </w:r>
-          </w:p>
-        </w:tc>
-        <w:tc>
-          <w:tcPr>
-            <w:tcW w:type="dxa" w:w="2340"/>
-            <w:tcBorders>
-              <w:top w:val="single" w:color="CCCCCC" w:sz="1"/>
-              <w:left w:val="single" w:color="CCCCCC" w:sz="1"/>
-              <w:bottom w:val="single" w:color="CCCCCC" w:sz="1"/>
-              <w:right w:val="single" w:color="CCCCCC" w:sz="1"/>
-            </w:tcBorders>
-            <w:tcMar>
-              <w:top w:type="dxa" w:w="80"/>
-              <w:left w:type="dxa" w:w="120"/>
-              <w:bottom w:type="dxa" w:w="80"/>
-              <w:right w:type="dxa" w:w="120"/>
-            </w:tcMar>
-          </w:tcPr>
-          <w:p>
-            <w:r>
-              <w:rPr>
-                <w:rFonts w:ascii="Arial" w:cs="Arial" w:eastAsia="Arial" w:hAnsi="Arial"/>
-                <w:b w:val="false"/>
-                <w:bCs w:val="false"/>
-                <w:color w:val="1F2937"/>
-                <w:sz w:val="20"/>
-                <w:szCs w:val="20"/>
-              </w:rPr>
-              <w:t xml:space="preserve">5 Mds FBU</w:t>
             </w:r>
           </w:p>
         </w:tc>
@@ -2707,7 +2707,7 @@
                 <w:sz w:val="20"/>
                 <w:szCs w:val="20"/>
               </w:rPr>
-              <w:t xml:space="preserve">12 M FBU</w:t>
+              <w:t xml:space="preserve">8 M FBU</w:t>
             </w:r>
           </w:p>
         </w:tc>
@@ -2737,7 +2737,7 @@
                 <w:sz w:val="20"/>
                 <w:szCs w:val="20"/>
               </w:rPr>
-              <w:t xml:space="preserve">500 M FBU</w:t>
+              <w:t xml:space="preserve">90 M FBU</w:t>
             </w:r>
           </w:p>
         </w:tc>
@@ -2767,7 +2767,7 @@
                 <w:sz w:val="20"/>
                 <w:szCs w:val="20"/>
               </w:rPr>
-              <w:t xml:space="preserve">2,7 Mds FBU</w:t>
+              <w:t xml:space="preserve">350 M FBU</w:t>
             </w:r>
           </w:p>
         </w:tc>
@@ -4332,7 +4332,7 @@
                 <w:sz w:val="20"/>
                 <w:szCs w:val="20"/>
               </w:rPr>
-              <w:t xml:space="preserve">12M FBU</w:t>
+              <w:t xml:space="preserve">8M FBU</w:t>
             </w:r>
           </w:p>
         </w:tc>
@@ -4945,7 +4945,7 @@
                 <w:sz w:val="20"/>
                 <w:szCs w:val="20"/>
               </w:rPr>
-              <w:t xml:space="preserve">500M FBU</w:t>
+              <w:t xml:space="preserve">90M FBU</w:t>
             </w:r>
           </w:p>
         </w:tc>
@@ -5558,7 +5558,7 @@
                 <w:sz w:val="20"/>
                 <w:szCs w:val="20"/>
               </w:rPr>
-              <w:t xml:space="preserve">2,7 Mds FBU</w:t>
+              <w:t xml:space="preserve">350M FBU</w:t>
             </w:r>
           </w:p>
         </w:tc>
